--- a/miranda.ssma/RVC_Junho_26.docx
+++ b/miranda.ssma/RVC_Junho_26.docx
@@ -568,7 +568,7 @@
           </w:tcPr>
           <w:p>
             <w:pPr>
-              <w:pStyle w:val="Ttulo2"/>
+              <w:pStyle w:val="Heading2"/>
               <w:jc w:val="both"/>
               <w:rPr>
                 <w:rFonts w:ascii="Calibri" w:hAnsi="Calibri" w:cs="Calibri"/>
@@ -626,7 +626,7 @@
           </w:tcPr>
           <w:p>
             <w:pPr>
-              <w:pStyle w:val="Ttulo2"/>
+              <w:pStyle w:val="Heading2"/>
               <w:jc w:val="both"/>
               <w:rPr>
                 <w:rFonts w:ascii="Calibri" w:hAnsi="Calibri" w:cs="Calibri"/>
@@ -720,7 +720,7 @@
           </w:tcPr>
           <w:p>
             <w:pPr>
-              <w:pStyle w:val="Ttulo2"/>
+              <w:pStyle w:val="Heading2"/>
               <w:jc w:val="both"/>
               <w:rPr>
                 <w:rFonts w:ascii="Calibri" w:hAnsi="Calibri" w:cs="Calibri"/>
@@ -759,7 +759,7 @@
           </w:p>
           <w:p>
             <w:pPr>
-              <w:pStyle w:val="Ttulo2"/>
+              <w:pStyle w:val="Heading2"/>
               <w:jc w:val="both"/>
               <w:rPr>
                 <w:rFonts w:ascii="Calibri" w:hAnsi="Calibri" w:cs="Calibri"/>
@@ -807,7 +807,7 @@
           </w:tcPr>
           <w:p>
             <w:pPr>
-              <w:pStyle w:val="Ttulo2"/>
+              <w:pStyle w:val="Heading2"/>
               <w:jc w:val="both"/>
               <w:rPr>
                 <w:rFonts w:ascii="Calibri" w:hAnsi="Calibri" w:cs="Calibri"/>
@@ -849,6 +849,7 @@
               </w:rPr>
               <w:t xml:space="preserve"> </w:t>
             </w:r>
+            <w:proofErr w:type="gramStart"/>
             <w:r>
               <w:rPr>
                 <w:rFonts w:ascii="Calibri" w:hAnsi="Calibri" w:cs="Calibri"/>
@@ -858,7 +859,19 @@
                 <w:sz w:val="28"/>
                 <w:szCs w:val="28"/>
               </w:rPr>
-              <w:t>maio 2026</w:t>
+              <w:t>Junho</w:t>
+            </w:r>
+            <w:proofErr w:type="gramEnd"/>
+            <w:r>
+              <w:rPr>
+                <w:rFonts w:ascii="Calibri" w:hAnsi="Calibri" w:cs="Calibri"/>
+                <w:b/>
+                <w:bCs/>
+                <w:color w:val="auto"/>
+                <w:sz w:val="28"/>
+                <w:szCs w:val="28"/>
+              </w:rPr>
+              <w:t xml:space="preserve"> 2026</w:t>
             </w:r>
           </w:p>
         </w:tc>
@@ -1450,7 +1463,7 @@
           </w:tcPr>
           <w:p>
             <w:pPr>
-              <w:pStyle w:val="PargrafodaLista"/>
+              <w:pStyle w:val="ListParagraph"/>
               <w:spacing w:after="160" w:line="259" w:lineRule="auto"/>
               <w:ind w:left="0"/>
               <w:rPr>
@@ -1462,7 +1475,7 @@
           </w:p>
           <w:p>
             <w:pPr>
-              <w:pStyle w:val="PargrafodaLista"/>
+              <w:pStyle w:val="ListParagraph"/>
               <w:spacing w:after="160" w:line="259" w:lineRule="auto"/>
               <w:rPr>
                 <w:rFonts w:ascii="Arial" w:hAnsi="Arial" w:cs="Arial"/>
@@ -1485,7 +1498,7 @@
           </w:p>
           <w:p>
             <w:pPr>
-              <w:pStyle w:val="PargrafodaLista"/>
+              <w:pStyle w:val="ListParagraph"/>
               <w:ind w:left="0"/>
               <w:rPr>
                 <w:rFonts w:ascii="Arial" w:hAnsi="Arial" w:cs="Arial"/>
@@ -1505,7 +1518,7 @@
           </w:p>
           <w:p>
             <w:pPr>
-              <w:pStyle w:val="PargrafodaLista"/>
+              <w:pStyle w:val="ListParagraph"/>
               <w:rPr>
                 <w:rFonts w:ascii="Arial" w:hAnsi="Arial" w:cs="Arial"/>
                 <w:b/>
@@ -1568,7 +1581,7 @@
                 </w:tcPr>
                 <w:p>
                   <w:pPr>
-                    <w:pStyle w:val="PargrafodaLista"/>
+                    <w:pStyle w:val="ListParagraph"/>
                     <w:ind w:left="0"/>
                     <w:rPr>
                       <w:rFonts w:ascii="Arial" w:hAnsi="Arial" w:cs="Arial"/>
@@ -1630,7 +1643,7 @@
                 </w:tcPr>
                 <w:p>
                   <w:pPr>
-                    <w:pStyle w:val="PargrafodaLista"/>
+                    <w:pStyle w:val="ListParagraph"/>
                     <w:ind w:left="0"/>
                     <w:rPr>
                       <w:rFonts w:ascii="Arial" w:hAnsi="Arial" w:cs="Arial"/>
@@ -1670,7 +1683,7 @@
                 </w:tcPr>
                 <w:p>
                   <w:pPr>
-                    <w:pStyle w:val="PargrafodaLista"/>
+                    <w:pStyle w:val="ListParagraph"/>
                     <w:ind w:left="0"/>
                     <w:rPr>
                       <w:rFonts w:ascii="Arial" w:hAnsi="Arial" w:cs="Arial"/>
@@ -1710,7 +1723,7 @@
                 </w:tcPr>
                 <w:p>
                   <w:pPr>
-                    <w:pStyle w:val="PargrafodaLista"/>
+                    <w:pStyle w:val="ListParagraph"/>
                     <w:ind w:left="0"/>
                     <w:rPr>
                       <w:rFonts w:ascii="Arial" w:hAnsi="Arial" w:cs="Arial"/>
@@ -1777,7 +1790,7 @@
                 </w:tcPr>
                 <w:p>
                   <w:pPr>
-                    <w:pStyle w:val="PargrafodaLista"/>
+                    <w:pStyle w:val="ListParagraph"/>
                     <w:ind w:left="0"/>
                     <w:rPr>
                       <w:rFonts w:ascii="Arial" w:hAnsi="Arial" w:cs="Arial"/>
@@ -1815,7 +1828,7 @@
                 </w:tcPr>
                 <w:p>
                   <w:pPr>
-                    <w:pStyle w:val="PargrafodaLista"/>
+                    <w:pStyle w:val="ListParagraph"/>
                     <w:ind w:left="0"/>
                     <w:rPr>
                       <w:rFonts w:ascii="Arial" w:hAnsi="Arial" w:cs="Arial"/>
@@ -1853,7 +1866,7 @@
                 </w:tcPr>
                 <w:p>
                   <w:pPr>
-                    <w:pStyle w:val="PargrafodaLista"/>
+                    <w:pStyle w:val="ListParagraph"/>
                     <w:ind w:left="0"/>
                     <w:rPr>
                       <w:rFonts w:ascii="Arial" w:hAnsi="Arial" w:cs="Arial"/>
@@ -1909,7 +1922,7 @@
                 </w:tcPr>
                 <w:p>
                   <w:pPr>
-                    <w:pStyle w:val="PargrafodaLista"/>
+                    <w:pStyle w:val="ListParagraph"/>
                     <w:ind w:left="0"/>
                     <w:rPr>
                       <w:rFonts w:ascii="Arial" w:hAnsi="Arial" w:cs="Arial"/>
@@ -1962,7 +1975,7 @@
                 </w:tcPr>
                 <w:p>
                   <w:pPr>
-                    <w:pStyle w:val="PargrafodaLista"/>
+                    <w:pStyle w:val="ListParagraph"/>
                     <w:ind w:left="0"/>
                     <w:rPr>
                       <w:rFonts w:ascii="Arial" w:hAnsi="Arial" w:cs="Arial"/>
@@ -2000,7 +2013,7 @@
                 </w:tcPr>
                 <w:p>
                   <w:pPr>
-                    <w:pStyle w:val="PargrafodaLista"/>
+                    <w:pStyle w:val="ListParagraph"/>
                     <w:ind w:left="0"/>
                     <w:rPr>
                       <w:rFonts w:ascii="Arial" w:hAnsi="Arial" w:cs="Arial"/>
@@ -2038,7 +2051,7 @@
                 </w:tcPr>
                 <w:p>
                   <w:pPr>
-                    <w:pStyle w:val="PargrafodaLista"/>
+                    <w:pStyle w:val="ListParagraph"/>
                     <w:ind w:left="0"/>
                     <w:rPr>
                       <w:rFonts w:ascii="Arial" w:hAnsi="Arial" w:cs="Arial"/>
@@ -2094,7 +2107,7 @@
                 </w:tcPr>
                 <w:p>
                   <w:pPr>
-                    <w:pStyle w:val="PargrafodaLista"/>
+                    <w:pStyle w:val="ListParagraph"/>
                     <w:ind w:left="0"/>
                     <w:rPr>
                       <w:rFonts w:ascii="Arial" w:hAnsi="Arial" w:cs="Arial"/>
@@ -2147,7 +2160,7 @@
                 </w:tcPr>
                 <w:p>
                   <w:pPr>
-                    <w:pStyle w:val="PargrafodaLista"/>
+                    <w:pStyle w:val="ListParagraph"/>
                     <w:ind w:left="0"/>
                     <w:rPr>
                       <w:rFonts w:ascii="Arial" w:hAnsi="Arial" w:cs="Arial"/>
@@ -2185,7 +2198,7 @@
                 </w:tcPr>
                 <w:p>
                   <w:pPr>
-                    <w:pStyle w:val="PargrafodaLista"/>
+                    <w:pStyle w:val="ListParagraph"/>
                     <w:ind w:left="0"/>
                     <w:rPr>
                       <w:rFonts w:ascii="Arial" w:hAnsi="Arial" w:cs="Arial"/>
@@ -2223,7 +2236,7 @@
                 </w:tcPr>
                 <w:p>
                   <w:pPr>
-                    <w:pStyle w:val="PargrafodaLista"/>
+                    <w:pStyle w:val="ListParagraph"/>
                     <w:ind w:left="0"/>
                     <w:rPr>
                       <w:rFonts w:ascii="Arial" w:hAnsi="Arial" w:cs="Arial"/>
@@ -2279,7 +2292,7 @@
                 </w:tcPr>
                 <w:p>
                   <w:pPr>
-                    <w:pStyle w:val="PargrafodaLista"/>
+                    <w:pStyle w:val="ListParagraph"/>
                     <w:ind w:left="0"/>
                     <w:rPr>
                       <w:rFonts w:ascii="Arial" w:hAnsi="Arial" w:cs="Arial"/>
@@ -2332,7 +2345,7 @@
                 </w:tcPr>
                 <w:p>
                   <w:pPr>
-                    <w:pStyle w:val="PargrafodaLista"/>
+                    <w:pStyle w:val="ListParagraph"/>
                     <w:ind w:left="0"/>
                     <w:rPr>
                       <w:rFonts w:ascii="Arial" w:hAnsi="Arial" w:cs="Arial"/>
@@ -2388,7 +2401,7 @@
                 </w:tcPr>
                 <w:p>
                   <w:pPr>
-                    <w:pStyle w:val="PargrafodaLista"/>
+                    <w:pStyle w:val="ListParagraph"/>
                     <w:ind w:left="0"/>
                     <w:rPr>
                       <w:rFonts w:ascii="Arial" w:hAnsi="Arial" w:cs="Arial"/>
@@ -2426,7 +2439,7 @@
                 </w:tcPr>
                 <w:p>
                   <w:pPr>
-                    <w:pStyle w:val="PargrafodaLista"/>
+                    <w:pStyle w:val="ListParagraph"/>
                     <w:ind w:left="0"/>
                     <w:rPr>
                       <w:rFonts w:ascii="Arial" w:hAnsi="Arial" w:cs="Arial"/>
@@ -2482,7 +2495,7 @@
                 </w:tcPr>
                 <w:p>
                   <w:pPr>
-                    <w:pStyle w:val="PargrafodaLista"/>
+                    <w:pStyle w:val="ListParagraph"/>
                     <w:ind w:left="0"/>
                     <w:rPr>
                       <w:rFonts w:ascii="Arial" w:hAnsi="Arial" w:cs="Arial"/>
@@ -2554,7 +2567,7 @@
                 </w:tcPr>
                 <w:p>
                   <w:pPr>
-                    <w:pStyle w:val="PargrafodaLista"/>
+                    <w:pStyle w:val="ListParagraph"/>
                     <w:ind w:left="0"/>
                     <w:rPr>
                       <w:rFonts w:ascii="Arial" w:hAnsi="Arial" w:cs="Arial"/>
@@ -2593,7 +2606,7 @@
                 </w:tcPr>
                 <w:p>
                   <w:pPr>
-                    <w:pStyle w:val="PargrafodaLista"/>
+                    <w:pStyle w:val="ListParagraph"/>
                     <w:ind w:left="0"/>
                     <w:rPr>
                       <w:rFonts w:ascii="Arial" w:hAnsi="Arial" w:cs="Arial"/>
@@ -2631,7 +2644,7 @@
                 </w:tcPr>
                 <w:p>
                   <w:pPr>
-                    <w:pStyle w:val="PargrafodaLista"/>
+                    <w:pStyle w:val="ListParagraph"/>
                     <w:ind w:left="0"/>
                     <w:rPr>
                       <w:rFonts w:ascii="Arial" w:hAnsi="Arial" w:cs="Arial"/>
@@ -2669,7 +2682,7 @@
                 </w:tcPr>
                 <w:p>
                   <w:pPr>
-                    <w:pStyle w:val="PargrafodaLista"/>
+                    <w:pStyle w:val="ListParagraph"/>
                     <w:ind w:left="0"/>
                     <w:rPr>
                       <w:rFonts w:ascii="Arial" w:hAnsi="Arial" w:cs="Arial"/>
@@ -2701,7 +2714,7 @@
           </w:tbl>
           <w:p>
             <w:pPr>
-              <w:pStyle w:val="PargrafodaLista"/>
+              <w:pStyle w:val="ListParagraph"/>
               <w:rPr>
                 <w:rFonts w:ascii="Arial" w:hAnsi="Arial" w:cs="Arial"/>
                 <w:b/>
@@ -2723,7 +2736,7 @@
           </w:p>
           <w:p>
             <w:pPr>
-              <w:pStyle w:val="PargrafodaLista"/>
+              <w:pStyle w:val="ListParagraph"/>
               <w:rPr>
                 <w:rFonts w:ascii="Arial" w:hAnsi="Arial" w:cs="Arial"/>
                 <w:b/>
@@ -2745,7 +2758,7 @@
           </w:p>
           <w:p>
             <w:pPr>
-              <w:pStyle w:val="PargrafodaLista"/>
+              <w:pStyle w:val="ListParagraph"/>
               <w:numPr>
                 <w:ilvl w:val="0"/>
                 <w:numId w:val="34"/>
@@ -2777,7 +2790,7 @@
           </w:p>
           <w:p>
             <w:pPr>
-              <w:pStyle w:val="PargrafodaLista"/>
+              <w:pStyle w:val="ListParagraph"/>
               <w:numPr>
                 <w:ilvl w:val="0"/>
                 <w:numId w:val="34"/>
@@ -2827,7 +2840,7 @@
           </w:p>
           <w:p>
             <w:pPr>
-              <w:pStyle w:val="PargrafodaLista"/>
+              <w:pStyle w:val="ListParagraph"/>
               <w:ind w:left="0"/>
               <w:rPr>
                 <w:rFonts w:ascii="Arial" w:hAnsi="Arial" w:cs="Arial"/>
@@ -2839,7 +2852,7 @@
           </w:p>
           <w:p>
             <w:pPr>
-              <w:pStyle w:val="PargrafodaLista"/>
+              <w:pStyle w:val="ListParagraph"/>
               <w:spacing w:after="160" w:line="259" w:lineRule="auto"/>
               <w:rPr>
                 <w:rFonts w:ascii="Arial" w:hAnsi="Arial" w:cs="Arial"/>
@@ -2862,7 +2875,7 @@
           </w:p>
           <w:p>
             <w:pPr>
-              <w:pStyle w:val="PargrafodaLista"/>
+              <w:pStyle w:val="ListParagraph"/>
               <w:numPr>
                 <w:ilvl w:val="0"/>
                 <w:numId w:val="5"/>
@@ -2897,7 +2910,7 @@
           </w:p>
           <w:p>
             <w:pPr>
-              <w:pStyle w:val="PargrafodaLista"/>
+              <w:pStyle w:val="ListParagraph"/>
               <w:numPr>
                 <w:ilvl w:val="0"/>
                 <w:numId w:val="5"/>
@@ -2932,7 +2945,7 @@
           </w:p>
           <w:p>
             <w:pPr>
-              <w:pStyle w:val="PargrafodaLista"/>
+              <w:pStyle w:val="ListParagraph"/>
               <w:spacing w:after="160" w:line="259" w:lineRule="auto"/>
               <w:ind w:left="1080"/>
               <w:rPr>
@@ -2946,7 +2959,7 @@
           </w:p>
           <w:p>
             <w:pPr>
-              <w:pStyle w:val="PargrafodaLista"/>
+              <w:pStyle w:val="ListParagraph"/>
               <w:spacing w:after="160" w:line="259" w:lineRule="auto"/>
               <w:ind w:left="1080"/>
               <w:rPr>
@@ -2958,7 +2971,7 @@
           </w:p>
           <w:p>
             <w:pPr>
-              <w:pStyle w:val="PargrafodaLista"/>
+              <w:pStyle w:val="ListParagraph"/>
               <w:spacing w:after="160" w:line="259" w:lineRule="auto"/>
               <w:rPr>
                 <w:rFonts w:ascii="Arial" w:hAnsi="Arial" w:cs="Arial"/>
@@ -2981,7 +2994,7 @@
           </w:p>
           <w:p>
             <w:pPr>
-              <w:pStyle w:val="PargrafodaLista"/>
+              <w:pStyle w:val="ListParagraph"/>
               <w:spacing w:after="160" w:line="259" w:lineRule="auto"/>
               <w:rPr>
                 <w:rFonts w:ascii="Arial" w:hAnsi="Arial" w:cs="Arial"/>
@@ -3000,7 +3013,7 @@
           </w:p>
           <w:p>
             <w:pPr>
-              <w:pStyle w:val="PargrafodaLista"/>
+              <w:pStyle w:val="ListParagraph"/>
               <w:spacing w:after="160" w:line="259" w:lineRule="auto"/>
               <w:ind w:left="0"/>
               <w:rPr>
@@ -3012,7 +3025,7 @@
           </w:p>
           <w:p>
             <w:pPr>
-              <w:pStyle w:val="PargrafodaLista"/>
+              <w:pStyle w:val="ListParagraph"/>
               <w:spacing w:after="160" w:line="259" w:lineRule="auto"/>
               <w:rPr>
                 <w:rFonts w:ascii="Arial" w:hAnsi="Arial" w:cs="Arial"/>
@@ -3035,7 +3048,7 @@
           </w:p>
           <w:p>
             <w:pPr>
-              <w:pStyle w:val="PargrafodaLista"/>
+              <w:pStyle w:val="ListParagraph"/>
               <w:spacing w:after="160" w:line="259" w:lineRule="auto"/>
               <w:ind w:left="0"/>
               <w:rPr>
@@ -3063,7 +3076,7 @@
           </w:p>
           <w:p>
             <w:pPr>
-              <w:pStyle w:val="PargrafodaLista"/>
+              <w:pStyle w:val="ListParagraph"/>
               <w:numPr>
                 <w:ilvl w:val="0"/>
                 <w:numId w:val="6"/>
@@ -3086,7 +3099,7 @@
           </w:p>
           <w:p>
             <w:pPr>
-              <w:pStyle w:val="PargrafodaLista"/>
+              <w:pStyle w:val="ListParagraph"/>
               <w:numPr>
                 <w:ilvl w:val="0"/>
                 <w:numId w:val="6"/>
@@ -3109,7 +3122,7 @@
           </w:p>
           <w:p>
             <w:pPr>
-              <w:pStyle w:val="PargrafodaLista"/>
+              <w:pStyle w:val="ListParagraph"/>
               <w:numPr>
                 <w:ilvl w:val="0"/>
                 <w:numId w:val="6"/>
@@ -3132,7 +3145,7 @@
           </w:p>
           <w:p>
             <w:pPr>
-              <w:pStyle w:val="PargrafodaLista"/>
+              <w:pStyle w:val="ListParagraph"/>
               <w:numPr>
                 <w:ilvl w:val="0"/>
                 <w:numId w:val="6"/>
@@ -3155,7 +3168,7 @@
           </w:p>
           <w:p>
             <w:pPr>
-              <w:pStyle w:val="PargrafodaLista"/>
+              <w:pStyle w:val="ListParagraph"/>
               <w:numPr>
                 <w:ilvl w:val="0"/>
                 <w:numId w:val="6"/>
@@ -3178,7 +3191,7 @@
           </w:p>
           <w:p>
             <w:pPr>
-              <w:pStyle w:val="PargrafodaLista"/>
+              <w:pStyle w:val="ListParagraph"/>
               <w:numPr>
                 <w:ilvl w:val="0"/>
                 <w:numId w:val="6"/>
@@ -3201,7 +3214,7 @@
           </w:p>
           <w:p>
             <w:pPr>
-              <w:pStyle w:val="PargrafodaLista"/>
+              <w:pStyle w:val="ListParagraph"/>
               <w:spacing w:after="160" w:line="259" w:lineRule="auto"/>
               <w:ind w:left="1428"/>
               <w:rPr>
@@ -3213,7 +3226,7 @@
           </w:p>
           <w:p>
             <w:pPr>
-              <w:pStyle w:val="PargrafodaLista"/>
+              <w:pStyle w:val="ListParagraph"/>
               <w:spacing w:after="160" w:line="259" w:lineRule="auto"/>
               <w:jc w:val="center"/>
               <w:rPr>
@@ -3237,7 +3250,7 @@
           </w:p>
           <w:p>
             <w:pPr>
-              <w:pStyle w:val="PargrafodaLista"/>
+              <w:pStyle w:val="ListParagraph"/>
               <w:spacing w:after="160" w:line="259" w:lineRule="auto"/>
               <w:ind w:left="0"/>
               <w:rPr>
@@ -3257,7 +3270,7 @@
           </w:p>
           <w:p>
             <w:pPr>
-              <w:pStyle w:val="PargrafodaLista"/>
+              <w:pStyle w:val="ListParagraph"/>
               <w:numPr>
                 <w:ilvl w:val="0"/>
                 <w:numId w:val="7"/>
@@ -3308,7 +3321,7 @@
           </w:p>
           <w:p>
             <w:pPr>
-              <w:pStyle w:val="PargrafodaLista"/>
+              <w:pStyle w:val="ListParagraph"/>
               <w:numPr>
                 <w:ilvl w:val="0"/>
                 <w:numId w:val="7"/>
@@ -3343,7 +3356,7 @@
           </w:p>
           <w:p>
             <w:pPr>
-              <w:pStyle w:val="PargrafodaLista"/>
+              <w:pStyle w:val="ListParagraph"/>
               <w:numPr>
                 <w:ilvl w:val="0"/>
                 <w:numId w:val="7"/>
@@ -3388,7 +3401,7 @@
           </w:p>
           <w:p>
             <w:pPr>
-              <w:pStyle w:val="PargrafodaLista"/>
+              <w:pStyle w:val="ListParagraph"/>
               <w:spacing w:after="160" w:line="259" w:lineRule="auto"/>
               <w:jc w:val="center"/>
               <w:rPr>
@@ -3519,7 +3532,7 @@
           </w:p>
           <w:p>
             <w:pPr>
-              <w:pStyle w:val="PargrafodaLista"/>
+              <w:pStyle w:val="ListParagraph"/>
               <w:spacing w:after="160" w:line="259" w:lineRule="auto"/>
               <w:rPr>
                 <w:rFonts w:ascii="Arial" w:hAnsi="Arial" w:cs="Arial"/>
@@ -3533,7 +3546,7 @@
           </w:p>
           <w:p>
             <w:pPr>
-              <w:pStyle w:val="PargrafodaLista"/>
+              <w:pStyle w:val="ListParagraph"/>
               <w:spacing w:after="160" w:line="259" w:lineRule="auto"/>
               <w:jc w:val="center"/>
               <w:rPr>
@@ -3557,7 +3570,7 @@
           </w:p>
           <w:p>
             <w:pPr>
-              <w:pStyle w:val="PargrafodaLista"/>
+              <w:pStyle w:val="ListParagraph"/>
               <w:spacing w:after="160" w:line="259" w:lineRule="auto"/>
               <w:ind w:left="0"/>
               <w:rPr>
@@ -3595,7 +3608,7 @@
           </w:p>
           <w:p>
             <w:pPr>
-              <w:pStyle w:val="PargrafodaLista"/>
+              <w:pStyle w:val="ListParagraph"/>
               <w:numPr>
                 <w:ilvl w:val="0"/>
                 <w:numId w:val="32"/>
@@ -3646,7 +3659,7 @@
           </w:p>
           <w:p>
             <w:pPr>
-              <w:pStyle w:val="PargrafodaLista"/>
+              <w:pStyle w:val="ListParagraph"/>
               <w:numPr>
                 <w:ilvl w:val="0"/>
                 <w:numId w:val="32"/>
@@ -3695,7 +3708,7 @@
           </w:p>
           <w:p>
             <w:pPr>
-              <w:pStyle w:val="PargrafodaLista"/>
+              <w:pStyle w:val="ListParagraph"/>
               <w:spacing w:after="160" w:line="259" w:lineRule="auto"/>
               <w:rPr>
                 <w:rFonts w:ascii="Arial" w:hAnsi="Arial" w:cs="Arial"/>
@@ -3708,7 +3721,7 @@
           </w:p>
           <w:p>
             <w:pPr>
-              <w:pStyle w:val="PargrafodaLista"/>
+              <w:pStyle w:val="ListParagraph"/>
               <w:spacing w:after="160" w:line="259" w:lineRule="auto"/>
               <w:rPr>
                 <w:rFonts w:ascii="Arial" w:hAnsi="Arial" w:cs="Arial"/>
@@ -3772,7 +3785,7 @@
                 </w:tcPr>
                 <w:p>
                   <w:pPr>
-                    <w:pStyle w:val="PargrafodaLista"/>
+                    <w:pStyle w:val="ListParagraph"/>
                     <w:spacing w:after="160" w:line="259" w:lineRule="auto"/>
                     <w:ind w:left="0"/>
                     <w:rPr>
@@ -3815,7 +3828,7 @@
                 </w:tcPr>
                 <w:p>
                   <w:pPr>
-                    <w:pStyle w:val="PargrafodaLista"/>
+                    <w:pStyle w:val="ListParagraph"/>
                     <w:spacing w:after="160" w:line="259" w:lineRule="auto"/>
                     <w:ind w:left="0"/>
                     <w:rPr>
@@ -3858,7 +3871,7 @@
                 </w:tcPr>
                 <w:p>
                   <w:pPr>
-                    <w:pStyle w:val="PargrafodaLista"/>
+                    <w:pStyle w:val="ListParagraph"/>
                     <w:spacing w:after="160" w:line="259" w:lineRule="auto"/>
                     <w:ind w:left="0"/>
                     <w:rPr>
@@ -3901,7 +3914,7 @@
                 </w:tcPr>
                 <w:p>
                   <w:pPr>
-                    <w:pStyle w:val="PargrafodaLista"/>
+                    <w:pStyle w:val="ListParagraph"/>
                     <w:spacing w:after="160" w:line="259" w:lineRule="auto"/>
                     <w:ind w:left="0"/>
                     <w:rPr>
@@ -3949,7 +3962,7 @@
                 </w:tcPr>
                 <w:p>
                   <w:pPr>
-                    <w:pStyle w:val="PargrafodaLista"/>
+                    <w:pStyle w:val="ListParagraph"/>
                     <w:spacing w:after="160" w:line="259" w:lineRule="auto"/>
                     <w:ind w:left="0"/>
                     <w:rPr>
@@ -4014,7 +4027,7 @@
                 </w:tcPr>
                 <w:p>
                   <w:pPr>
-                    <w:pStyle w:val="PargrafodaLista"/>
+                    <w:pStyle w:val="ListParagraph"/>
                     <w:spacing w:after="160" w:line="259" w:lineRule="auto"/>
                     <w:ind w:left="0"/>
                     <w:rPr>
@@ -4053,7 +4066,7 @@
                 </w:tcPr>
                 <w:p>
                   <w:pPr>
-                    <w:pStyle w:val="PargrafodaLista"/>
+                    <w:pStyle w:val="ListParagraph"/>
                     <w:spacing w:after="160" w:line="259" w:lineRule="auto"/>
                     <w:ind w:left="0"/>
                     <w:rPr>
@@ -4092,7 +4105,7 @@
                 </w:tcPr>
                 <w:p>
                   <w:pPr>
-                    <w:pStyle w:val="PargrafodaLista"/>
+                    <w:pStyle w:val="ListParagraph"/>
                     <w:spacing w:after="160" w:line="259" w:lineRule="auto"/>
                     <w:ind w:left="0"/>
                     <w:rPr>
@@ -4136,7 +4149,7 @@
                 </w:tcPr>
                 <w:p>
                   <w:pPr>
-                    <w:pStyle w:val="PargrafodaLista"/>
+                    <w:pStyle w:val="ListParagraph"/>
                     <w:spacing w:after="160" w:line="259" w:lineRule="auto"/>
                     <w:ind w:left="0"/>
                     <w:rPr>
@@ -4179,7 +4192,7 @@
                 </w:tcPr>
                 <w:p>
                   <w:pPr>
-                    <w:pStyle w:val="PargrafodaLista"/>
+                    <w:pStyle w:val="ListParagraph"/>
                     <w:spacing w:after="160" w:line="259" w:lineRule="auto"/>
                     <w:ind w:left="0"/>
                     <w:rPr>
@@ -4218,7 +4231,7 @@
                 </w:tcPr>
                 <w:p>
                   <w:pPr>
-                    <w:pStyle w:val="PargrafodaLista"/>
+                    <w:pStyle w:val="ListParagraph"/>
                     <w:spacing w:after="160" w:line="259" w:lineRule="auto"/>
                     <w:ind w:left="0"/>
                     <w:rPr>
@@ -4257,7 +4270,7 @@
                 </w:tcPr>
                 <w:p>
                   <w:pPr>
-                    <w:pStyle w:val="PargrafodaLista"/>
+                    <w:pStyle w:val="ListParagraph"/>
                     <w:spacing w:after="160" w:line="259" w:lineRule="auto"/>
                     <w:ind w:left="0"/>
                     <w:rPr>
@@ -4301,7 +4314,7 @@
                 </w:tcPr>
                 <w:p>
                   <w:pPr>
-                    <w:pStyle w:val="PargrafodaLista"/>
+                    <w:pStyle w:val="ListParagraph"/>
                     <w:spacing w:after="160" w:line="259" w:lineRule="auto"/>
                     <w:ind w:left="0"/>
                     <w:rPr>
@@ -4344,7 +4357,7 @@
                 </w:tcPr>
                 <w:p>
                   <w:pPr>
-                    <w:pStyle w:val="PargrafodaLista"/>
+                    <w:pStyle w:val="ListParagraph"/>
                     <w:spacing w:after="160" w:line="259" w:lineRule="auto"/>
                     <w:ind w:left="0"/>
                     <w:rPr>
@@ -4383,7 +4396,7 @@
                 </w:tcPr>
                 <w:p>
                   <w:pPr>
-                    <w:pStyle w:val="PargrafodaLista"/>
+                    <w:pStyle w:val="ListParagraph"/>
                     <w:spacing w:after="160" w:line="259" w:lineRule="auto"/>
                     <w:ind w:left="0"/>
                     <w:rPr>
@@ -4422,7 +4435,7 @@
                 </w:tcPr>
                 <w:p>
                   <w:pPr>
-                    <w:pStyle w:val="PargrafodaLista"/>
+                    <w:pStyle w:val="ListParagraph"/>
                     <w:spacing w:after="160" w:line="259" w:lineRule="auto"/>
                     <w:ind w:left="0"/>
                     <w:rPr>
@@ -4445,7 +4458,7 @@
           </w:tbl>
           <w:p>
             <w:pPr>
-              <w:pStyle w:val="PargrafodaLista"/>
+              <w:pStyle w:val="ListParagraph"/>
               <w:spacing w:after="160" w:line="259" w:lineRule="auto"/>
               <w:ind w:left="0"/>
               <w:rPr>
@@ -4459,7 +4472,7 @@
           </w:p>
           <w:p>
             <w:pPr>
-              <w:pStyle w:val="PargrafodaLista"/>
+              <w:pStyle w:val="ListParagraph"/>
               <w:spacing w:after="160" w:line="259" w:lineRule="auto"/>
               <w:jc w:val="center"/>
               <w:rPr>
@@ -4473,7 +4486,7 @@
           </w:p>
           <w:p>
             <w:pPr>
-              <w:pStyle w:val="PargrafodaLista"/>
+              <w:pStyle w:val="ListParagraph"/>
               <w:spacing w:after="160" w:line="259" w:lineRule="auto"/>
               <w:jc w:val="center"/>
               <w:rPr>
@@ -4487,7 +4500,7 @@
           </w:p>
           <w:p>
             <w:pPr>
-              <w:pStyle w:val="PargrafodaLista"/>
+              <w:pStyle w:val="ListParagraph"/>
               <w:spacing w:after="160" w:line="259" w:lineRule="auto"/>
               <w:jc w:val="center"/>
               <w:rPr>
@@ -4511,7 +4524,7 @@
           </w:p>
           <w:p>
             <w:pPr>
-              <w:pStyle w:val="PargrafodaLista"/>
+              <w:pStyle w:val="ListParagraph"/>
               <w:numPr>
                 <w:ilvl w:val="0"/>
                 <w:numId w:val="9"/>
@@ -4546,7 +4559,7 @@
           </w:p>
           <w:p>
             <w:pPr>
-              <w:pStyle w:val="PargrafodaLista"/>
+              <w:pStyle w:val="ListParagraph"/>
               <w:numPr>
                 <w:ilvl w:val="0"/>
                 <w:numId w:val="9"/>
@@ -4599,7 +4612,7 @@
           </w:p>
           <w:p>
             <w:pPr>
-              <w:pStyle w:val="PargrafodaLista"/>
+              <w:pStyle w:val="ListParagraph"/>
               <w:spacing w:after="160" w:line="259" w:lineRule="auto"/>
               <w:rPr>
                 <w:rFonts w:ascii="Arial" w:hAnsi="Arial" w:cs="Arial"/>
@@ -4613,7 +4626,7 @@
           </w:p>
           <w:p>
             <w:pPr>
-              <w:pStyle w:val="PargrafodaLista"/>
+              <w:pStyle w:val="ListParagraph"/>
               <w:spacing w:after="160" w:line="259" w:lineRule="auto"/>
               <w:jc w:val="center"/>
               <w:rPr>
@@ -4655,7 +4668,7 @@
           </w:p>
           <w:p>
             <w:pPr>
-              <w:pStyle w:val="PargrafodaLista"/>
+              <w:pStyle w:val="ListParagraph"/>
               <w:spacing w:after="160" w:line="259" w:lineRule="auto"/>
               <w:ind w:left="0"/>
               <w:jc w:val="center"/>
@@ -4834,7 +4847,7 @@
                     </w:rPr>
                     <w:lastRenderedPageBreak/>
                     <w:drawing>
-                      <wp:inline distT="0" distB="0" distL="0" distR="0" wp14:anchorId="3063488F" wp14:editId="07AFE23D">
+                      <wp:inline distT="0" distB="0" distL="0" distR="0" wp14:anchorId="3063488F" wp14:editId="544F2FAF">
                         <wp:extent cx="2887980" cy="3850640"/>
                         <wp:effectExtent l="19050" t="19050" r="26670" b="16510"/>
                         <wp:docPr id="952225567" name="Imagem 3"/>
@@ -4899,7 +4912,7 @@
                       <w14:ligatures w14:val="standardContextual"/>
                     </w:rPr>
                     <w:drawing>
-                      <wp:inline distT="0" distB="0" distL="0" distR="0" wp14:anchorId="45BD9708" wp14:editId="0B3191B7">
+                      <wp:inline distT="0" distB="0" distL="0" distR="0" wp14:anchorId="45BD9708" wp14:editId="502270D3">
                         <wp:extent cx="2893695" cy="3858260"/>
                         <wp:effectExtent l="19050" t="19050" r="20955" b="27940"/>
                         <wp:docPr id="150722145" name="Imagem 4"/>
@@ -5839,7 +5852,7 @@
                       <w14:ligatures w14:val="standardContextual"/>
                     </w:rPr>
                     <w:drawing>
-                      <wp:inline distT="0" distB="0" distL="0" distR="0" wp14:anchorId="34B567E1" wp14:editId="69415A49">
+                      <wp:inline distT="0" distB="0" distL="0" distR="0" wp14:anchorId="34B567E1" wp14:editId="0112FA8C">
                         <wp:extent cx="2181607" cy="3878580"/>
                         <wp:effectExtent l="38100" t="38100" r="47625" b="45720"/>
                         <wp:docPr id="1992785331" name="Imagem 7"/>
@@ -5900,7 +5913,7 @@
                       <w14:ligatures w14:val="standardContextual"/>
                     </w:rPr>
                     <w:drawing>
-                      <wp:inline distT="0" distB="0" distL="0" distR="0" wp14:anchorId="781E6969" wp14:editId="23E026E8">
+                      <wp:inline distT="0" distB="0" distL="0" distR="0" wp14:anchorId="781E6969" wp14:editId="123E74C9">
                         <wp:extent cx="2194560" cy="3901609"/>
                         <wp:effectExtent l="38100" t="38100" r="34290" b="41910"/>
                         <wp:docPr id="669099613" name="Imagem 8"/>
@@ -5963,7 +5976,7 @@
                     </w:rPr>
                     <w:lastRenderedPageBreak/>
                     <w:drawing>
-                      <wp:inline distT="0" distB="0" distL="0" distR="0" wp14:anchorId="710231FC" wp14:editId="628F05D8">
+                      <wp:inline distT="0" distB="0" distL="0" distR="0" wp14:anchorId="710231FC" wp14:editId="7696CCDF">
                         <wp:extent cx="2287270" cy="3159809"/>
                         <wp:effectExtent l="38100" t="38100" r="36830" b="40640"/>
                         <wp:docPr id="1966203435" name="Imagem 9"/>
@@ -6024,7 +6037,7 @@
                       <w14:ligatures w14:val="standardContextual"/>
                     </w:rPr>
                     <w:drawing>
-                      <wp:inline distT="0" distB="0" distL="0" distR="0" wp14:anchorId="5A9E608B" wp14:editId="0A045073">
+                      <wp:inline distT="0" distB="0" distL="0" distR="0" wp14:anchorId="5A9E608B" wp14:editId="664B6CB8">
                         <wp:extent cx="2304746" cy="3175635"/>
                         <wp:effectExtent l="38100" t="38100" r="38735" b="43815"/>
                         <wp:docPr id="1361129729" name="Imagem 10"/>
@@ -6086,7 +6099,7 @@
                       <w14:ligatures w14:val="standardContextual"/>
                     </w:rPr>
                     <w:drawing>
-                      <wp:inline distT="0" distB="0" distL="0" distR="0" wp14:anchorId="42D3C436" wp14:editId="62B9B93D">
+                      <wp:inline distT="0" distB="0" distL="0" distR="0" wp14:anchorId="42D3C436" wp14:editId="636CF6F8">
                         <wp:extent cx="2785110" cy="3511767"/>
                         <wp:effectExtent l="38100" t="38100" r="34290" b="31750"/>
                         <wp:docPr id="2078925636" name="Imagem 11"/>
@@ -6147,7 +6160,7 @@
                       <w14:ligatures w14:val="standardContextual"/>
                     </w:rPr>
                     <w:drawing>
-                      <wp:inline distT="0" distB="0" distL="0" distR="0" wp14:anchorId="36862078" wp14:editId="34314F3D">
+                      <wp:inline distT="0" distB="0" distL="0" distR="0" wp14:anchorId="36862078" wp14:editId="7C1F9A3C">
                         <wp:extent cx="2801509" cy="3510280"/>
                         <wp:effectExtent l="38100" t="38100" r="37465" b="33020"/>
                         <wp:docPr id="154026361" name="Imagem 12"/>
@@ -6211,7 +6224,7 @@
     <w:p/>
     <w:p>
       <w:pPr>
-        <w:pStyle w:val="PargrafodaLista"/>
+        <w:pStyle w:val="ListParagraph"/>
         <w:tabs>
           <w:tab w:val="left" w:pos="5064"/>
         </w:tabs>
@@ -6646,7 +6659,7 @@
 <w:ftr xmlns:wpc="http://schemas.microsoft.com/office/word/2010/wordprocessingCanvas" xmlns:cx="http://schemas.microsoft.com/office/drawing/2014/chartex" xmlns:cx1="http://schemas.microsoft.com/office/drawing/2015/9/8/chartex" xmlns:cx2="http://schemas.microsoft.com/office/drawing/2015/10/21/chartex" xmlns:cx3="http://schemas.microsoft.com/office/drawing/2016/5/9/chartex" xmlns:cx4="http://schemas.microsoft.com/office/drawing/2016/5/10/chartex" xmlns:cx5="http://schemas.microsoft.com/office/drawing/2016/5/11/chartex" xmlns:cx6="http://schemas.microsoft.com/office/drawing/2016/5/12/chartex" xmlns:cx7="http://schemas.microsoft.com/office/drawing/2016/5/13/chartex" xmlns:cx8="http://schemas.microsoft.com/office/drawing/2016/5/14/chartex" xmlns:mc="http://schemas.openxmlformats.org/markup-compatibility/2006" xmlns:aink="http://schemas.microsoft.com/office/drawing/2016/ink" xmlns:am3d="http://schemas.microsoft.com/office/drawing/2017/model3d" xmlns:o="urn:schemas-microsoft-com:office:office" xmlns:oel="http://schemas.microsoft.com/office/2019/extlst" xmlns:r="http://schemas.openxmlformats.org/officeDocument/2006/relationships" xmlns:m="http://schemas.openxmlformats.org/officeDocument/2006/math" xmlns:v="urn:schemas-microsoft-com:vml" xmlns:wp14="http://schemas.microsoft.com/office/word/2010/wordprocessingDrawing" xmlns:wp="http://schemas.openxmlformats.org/drawingml/2006/wordprocessingDrawing" xmlns:w10="urn:schemas-microsoft-com:office:word" xmlns:w="http://schemas.openxmlformats.org/wordprocessingml/2006/main" xmlns:w14="http://schemas.microsoft.com/office/word/2010/wordml" xmlns:w15="http://schemas.microsoft.com/office/word/2012/wordml" xmlns:w16cex="http://schemas.microsoft.com/office/word/2018/wordml/cex" xmlns:w16cid="http://schemas.microsoft.com/office/word/2016/wordml/cid" xmlns:w16="http://schemas.microsoft.com/office/word/2018/wordml" xmlns:w16du="http://schemas.microsoft.com/office/word/2023/wordml/word16du" xmlns:w16sdtdh="http://schemas.microsoft.com/office/word/2020/wordml/sdtdatahash" xmlns:w16sdtfl="http://schemas.microsoft.com/office/word/2024/wordml/sdtformatlock" xmlns:w16se="http://schemas.microsoft.com/office/word/2015/wordml/symex" xmlns:wpg="http://schemas.microsoft.com/office/word/2010/wordprocessingGroup" xmlns:wpi="http://schemas.microsoft.com/office/word/2010/wordprocessingInk" xmlns:wne="http://schemas.microsoft.com/office/word/2006/wordml" xmlns:wps="http://schemas.microsoft.com/office/word/2010/wordprocessingShape" mc:Ignorable="w14 w15 w16se w16cid w16 w16cex w16sdtdh w16sdtfl w16du wp14">
   <w:p>
     <w:pPr>
-      <w:pStyle w:val="Rodap"/>
+      <w:pStyle w:val="Footer"/>
       <w:jc w:val="right"/>
     </w:pPr>
     <w:r>
@@ -6667,7 +6680,7 @@
   </w:p>
   <w:p>
     <w:pPr>
-      <w:pStyle w:val="Rodap"/>
+      <w:pStyle w:val="Footer"/>
     </w:pPr>
   </w:p>
 </w:ftr>
@@ -12012,11 +12025,11 @@
       <w14:ligatures w14:val="none"/>
     </w:rPr>
   </w:style>
-  <w:style w:type="paragraph" w:styleId="Ttulo1">
+  <w:style w:type="paragraph" w:styleId="Heading1">
     <w:name w:val="heading 1"/>
     <w:basedOn w:val="Normal"/>
     <w:next w:val="Normal"/>
-    <w:link w:val="Ttulo1Char"/>
+    <w:link w:val="Heading1Char"/>
     <w:uiPriority w:val="9"/>
     <w:qFormat/>
     <w:rsid w:val="000A752E"/>
@@ -12033,11 +12046,11 @@
       <w:szCs w:val="40"/>
     </w:rPr>
   </w:style>
-  <w:style w:type="paragraph" w:styleId="Ttulo2">
+  <w:style w:type="paragraph" w:styleId="Heading2">
     <w:name w:val="heading 2"/>
     <w:basedOn w:val="Normal"/>
     <w:next w:val="Normal"/>
-    <w:link w:val="Ttulo2Char"/>
+    <w:link w:val="Heading2Char"/>
     <w:unhideWhenUsed/>
     <w:qFormat/>
     <w:rsid w:val="000A752E"/>
@@ -12054,11 +12067,11 @@
       <w:szCs w:val="32"/>
     </w:rPr>
   </w:style>
-  <w:style w:type="paragraph" w:styleId="Ttulo3">
+  <w:style w:type="paragraph" w:styleId="Heading3">
     <w:name w:val="heading 3"/>
     <w:basedOn w:val="Normal"/>
     <w:next w:val="Normal"/>
-    <w:link w:val="Ttulo3Char"/>
+    <w:link w:val="Heading3Char"/>
     <w:uiPriority w:val="9"/>
     <w:semiHidden/>
     <w:unhideWhenUsed/>
@@ -12077,11 +12090,11 @@
       <w:szCs w:val="28"/>
     </w:rPr>
   </w:style>
-  <w:style w:type="paragraph" w:styleId="Ttulo4">
+  <w:style w:type="paragraph" w:styleId="Heading4">
     <w:name w:val="heading 4"/>
     <w:basedOn w:val="Normal"/>
     <w:next w:val="Normal"/>
-    <w:link w:val="Ttulo4Char"/>
+    <w:link w:val="Heading4Char"/>
     <w:uiPriority w:val="9"/>
     <w:semiHidden/>
     <w:unhideWhenUsed/>
@@ -12100,11 +12113,11 @@
       <w:color w:val="0F4761" w:themeColor="accent1" w:themeShade="BF"/>
     </w:rPr>
   </w:style>
-  <w:style w:type="paragraph" w:styleId="Ttulo5">
+  <w:style w:type="paragraph" w:styleId="Heading5">
     <w:name w:val="heading 5"/>
     <w:basedOn w:val="Normal"/>
     <w:next w:val="Normal"/>
-    <w:link w:val="Ttulo5Char"/>
+    <w:link w:val="Heading5Char"/>
     <w:uiPriority w:val="9"/>
     <w:semiHidden/>
     <w:unhideWhenUsed/>
@@ -12121,11 +12134,11 @@
       <w:color w:val="0F4761" w:themeColor="accent1" w:themeShade="BF"/>
     </w:rPr>
   </w:style>
-  <w:style w:type="paragraph" w:styleId="Ttulo6">
+  <w:style w:type="paragraph" w:styleId="Heading6">
     <w:name w:val="heading 6"/>
     <w:basedOn w:val="Normal"/>
     <w:next w:val="Normal"/>
-    <w:link w:val="Ttulo6Char"/>
+    <w:link w:val="Heading6Char"/>
     <w:uiPriority w:val="9"/>
     <w:semiHidden/>
     <w:unhideWhenUsed/>
@@ -12144,11 +12157,11 @@
       <w:color w:val="595959" w:themeColor="text1" w:themeTint="A6"/>
     </w:rPr>
   </w:style>
-  <w:style w:type="paragraph" w:styleId="Ttulo7">
+  <w:style w:type="paragraph" w:styleId="Heading7">
     <w:name w:val="heading 7"/>
     <w:basedOn w:val="Normal"/>
     <w:next w:val="Normal"/>
-    <w:link w:val="Ttulo7Char"/>
+    <w:link w:val="Heading7Char"/>
     <w:uiPriority w:val="9"/>
     <w:semiHidden/>
     <w:unhideWhenUsed/>
@@ -12165,11 +12178,11 @@
       <w:color w:val="595959" w:themeColor="text1" w:themeTint="A6"/>
     </w:rPr>
   </w:style>
-  <w:style w:type="paragraph" w:styleId="Ttulo8">
+  <w:style w:type="paragraph" w:styleId="Heading8">
     <w:name w:val="heading 8"/>
     <w:basedOn w:val="Normal"/>
     <w:next w:val="Normal"/>
-    <w:link w:val="Ttulo8Char"/>
+    <w:link w:val="Heading8Char"/>
     <w:uiPriority w:val="9"/>
     <w:semiHidden/>
     <w:unhideWhenUsed/>
@@ -12187,11 +12200,11 @@
       <w:color w:val="272727" w:themeColor="text1" w:themeTint="D8"/>
     </w:rPr>
   </w:style>
-  <w:style w:type="paragraph" w:styleId="Ttulo9">
+  <w:style w:type="paragraph" w:styleId="Heading9">
     <w:name w:val="heading 9"/>
     <w:basedOn w:val="Normal"/>
     <w:next w:val="Normal"/>
-    <w:link w:val="Ttulo9Char"/>
+    <w:link w:val="Heading9Char"/>
     <w:uiPriority w:val="9"/>
     <w:semiHidden/>
     <w:unhideWhenUsed/>
@@ -12207,13 +12220,13 @@
       <w:color w:val="272727" w:themeColor="text1" w:themeTint="D8"/>
     </w:rPr>
   </w:style>
-  <w:style w:type="character" w:default="1" w:styleId="Fontepargpadro">
+  <w:style w:type="character" w:default="1" w:styleId="DefaultParagraphFont">
     <w:name w:val="Default Paragraph Font"/>
     <w:uiPriority w:val="1"/>
     <w:semiHidden/>
     <w:unhideWhenUsed/>
   </w:style>
-  <w:style w:type="table" w:default="1" w:styleId="Tabelanormal">
+  <w:style w:type="table" w:default="1" w:styleId="TableNormal">
     <w:name w:val="Normal Table"/>
     <w:uiPriority w:val="99"/>
     <w:semiHidden/>
@@ -12228,16 +12241,16 @@
       </w:tblCellMar>
     </w:tblPr>
   </w:style>
-  <w:style w:type="numbering" w:default="1" w:styleId="Semlista">
+  <w:style w:type="numbering" w:default="1" w:styleId="NoList">
     <w:name w:val="No List"/>
     <w:uiPriority w:val="99"/>
     <w:semiHidden/>
     <w:unhideWhenUsed/>
   </w:style>
-  <w:style w:type="character" w:customStyle="1" w:styleId="Ttulo1Char">
-    <w:name w:val="Título 1 Char"/>
-    <w:basedOn w:val="Fontepargpadro"/>
-    <w:link w:val="Ttulo1"/>
+  <w:style w:type="character" w:customStyle="1" w:styleId="Heading1Char">
+    <w:name w:val="Heading 1 Char"/>
+    <w:basedOn w:val="DefaultParagraphFont"/>
+    <w:link w:val="Heading1"/>
     <w:uiPriority w:val="9"/>
     <w:rsid w:val="000A752E"/>
     <w:rPr>
@@ -12247,10 +12260,10 @@
       <w:szCs w:val="40"/>
     </w:rPr>
   </w:style>
-  <w:style w:type="character" w:customStyle="1" w:styleId="Ttulo2Char">
-    <w:name w:val="Título 2 Char"/>
-    <w:basedOn w:val="Fontepargpadro"/>
-    <w:link w:val="Ttulo2"/>
+  <w:style w:type="character" w:customStyle="1" w:styleId="Heading2Char">
+    <w:name w:val="Heading 2 Char"/>
+    <w:basedOn w:val="DefaultParagraphFont"/>
+    <w:link w:val="Heading2"/>
     <w:uiPriority w:val="9"/>
     <w:semiHidden/>
     <w:rsid w:val="000A752E"/>
@@ -12261,10 +12274,10 @@
       <w:szCs w:val="32"/>
     </w:rPr>
   </w:style>
-  <w:style w:type="character" w:customStyle="1" w:styleId="Ttulo3Char">
-    <w:name w:val="Título 3 Char"/>
-    <w:basedOn w:val="Fontepargpadro"/>
-    <w:link w:val="Ttulo3"/>
+  <w:style w:type="character" w:customStyle="1" w:styleId="Heading3Char">
+    <w:name w:val="Heading 3 Char"/>
+    <w:basedOn w:val="DefaultParagraphFont"/>
+    <w:link w:val="Heading3"/>
     <w:uiPriority w:val="9"/>
     <w:semiHidden/>
     <w:rsid w:val="000A752E"/>
@@ -12275,10 +12288,10 @@
       <w:szCs w:val="28"/>
     </w:rPr>
   </w:style>
-  <w:style w:type="character" w:customStyle="1" w:styleId="Ttulo4Char">
-    <w:name w:val="Título 4 Char"/>
-    <w:basedOn w:val="Fontepargpadro"/>
-    <w:link w:val="Ttulo4"/>
+  <w:style w:type="character" w:customStyle="1" w:styleId="Heading4Char">
+    <w:name w:val="Heading 4 Char"/>
+    <w:basedOn w:val="DefaultParagraphFont"/>
+    <w:link w:val="Heading4"/>
     <w:uiPriority w:val="9"/>
     <w:semiHidden/>
     <w:rsid w:val="000A752E"/>
@@ -12289,10 +12302,10 @@
       <w:color w:val="0F4761" w:themeColor="accent1" w:themeShade="BF"/>
     </w:rPr>
   </w:style>
-  <w:style w:type="character" w:customStyle="1" w:styleId="Ttulo5Char">
-    <w:name w:val="Título 5 Char"/>
-    <w:basedOn w:val="Fontepargpadro"/>
-    <w:link w:val="Ttulo5"/>
+  <w:style w:type="character" w:customStyle="1" w:styleId="Heading5Char">
+    <w:name w:val="Heading 5 Char"/>
+    <w:basedOn w:val="DefaultParagraphFont"/>
+    <w:link w:val="Heading5"/>
     <w:uiPriority w:val="9"/>
     <w:semiHidden/>
     <w:rsid w:val="000A752E"/>
@@ -12301,10 +12314,10 @@
       <w:color w:val="0F4761" w:themeColor="accent1" w:themeShade="BF"/>
     </w:rPr>
   </w:style>
-  <w:style w:type="character" w:customStyle="1" w:styleId="Ttulo6Char">
-    <w:name w:val="Título 6 Char"/>
-    <w:basedOn w:val="Fontepargpadro"/>
-    <w:link w:val="Ttulo6"/>
+  <w:style w:type="character" w:customStyle="1" w:styleId="Heading6Char">
+    <w:name w:val="Heading 6 Char"/>
+    <w:basedOn w:val="DefaultParagraphFont"/>
+    <w:link w:val="Heading6"/>
     <w:uiPriority w:val="9"/>
     <w:semiHidden/>
     <w:rsid w:val="000A752E"/>
@@ -12315,10 +12328,10 @@
       <w:color w:val="595959" w:themeColor="text1" w:themeTint="A6"/>
     </w:rPr>
   </w:style>
-  <w:style w:type="character" w:customStyle="1" w:styleId="Ttulo7Char">
-    <w:name w:val="Título 7 Char"/>
-    <w:basedOn w:val="Fontepargpadro"/>
-    <w:link w:val="Ttulo7"/>
+  <w:style w:type="character" w:customStyle="1" w:styleId="Heading7Char">
+    <w:name w:val="Heading 7 Char"/>
+    <w:basedOn w:val="DefaultParagraphFont"/>
+    <w:link w:val="Heading7"/>
     <w:uiPriority w:val="9"/>
     <w:semiHidden/>
     <w:rsid w:val="000A752E"/>
@@ -12327,10 +12340,10 @@
       <w:color w:val="595959" w:themeColor="text1" w:themeTint="A6"/>
     </w:rPr>
   </w:style>
-  <w:style w:type="character" w:customStyle="1" w:styleId="Ttulo8Char">
-    <w:name w:val="Título 8 Char"/>
-    <w:basedOn w:val="Fontepargpadro"/>
-    <w:link w:val="Ttulo8"/>
+  <w:style w:type="character" w:customStyle="1" w:styleId="Heading8Char">
+    <w:name w:val="Heading 8 Char"/>
+    <w:basedOn w:val="DefaultParagraphFont"/>
+    <w:link w:val="Heading8"/>
     <w:uiPriority w:val="9"/>
     <w:semiHidden/>
     <w:rsid w:val="000A752E"/>
@@ -12341,10 +12354,10 @@
       <w:color w:val="272727" w:themeColor="text1" w:themeTint="D8"/>
     </w:rPr>
   </w:style>
-  <w:style w:type="character" w:customStyle="1" w:styleId="Ttulo9Char">
-    <w:name w:val="Título 9 Char"/>
-    <w:basedOn w:val="Fontepargpadro"/>
-    <w:link w:val="Ttulo9"/>
+  <w:style w:type="character" w:customStyle="1" w:styleId="Heading9Char">
+    <w:name w:val="Heading 9 Char"/>
+    <w:basedOn w:val="DefaultParagraphFont"/>
+    <w:link w:val="Heading9"/>
     <w:uiPriority w:val="9"/>
     <w:semiHidden/>
     <w:rsid w:val="000A752E"/>
@@ -12353,11 +12366,11 @@
       <w:color w:val="272727" w:themeColor="text1" w:themeTint="D8"/>
     </w:rPr>
   </w:style>
-  <w:style w:type="paragraph" w:styleId="Ttulo">
+  <w:style w:type="paragraph" w:styleId="Title">
     <w:name w:val="Title"/>
     <w:basedOn w:val="Normal"/>
     <w:next w:val="Normal"/>
-    <w:link w:val="TtuloChar"/>
+    <w:link w:val="TitleChar"/>
     <w:uiPriority w:val="10"/>
     <w:qFormat/>
     <w:rsid w:val="000A752E"/>
@@ -12373,10 +12386,10 @@
       <w:szCs w:val="56"/>
     </w:rPr>
   </w:style>
-  <w:style w:type="character" w:customStyle="1" w:styleId="TtuloChar">
-    <w:name w:val="Título Char"/>
-    <w:basedOn w:val="Fontepargpadro"/>
-    <w:link w:val="Ttulo"/>
+  <w:style w:type="character" w:customStyle="1" w:styleId="TitleChar">
+    <w:name w:val="Title Char"/>
+    <w:basedOn w:val="DefaultParagraphFont"/>
+    <w:link w:val="Title"/>
     <w:uiPriority w:val="10"/>
     <w:rsid w:val="000A752E"/>
     <w:rPr>
@@ -12387,11 +12400,11 @@
       <w:szCs w:val="56"/>
     </w:rPr>
   </w:style>
-  <w:style w:type="paragraph" w:styleId="Subttulo">
+  <w:style w:type="paragraph" w:styleId="Subtitle">
     <w:name w:val="Subtitle"/>
     <w:basedOn w:val="Normal"/>
     <w:next w:val="Normal"/>
-    <w:link w:val="SubttuloChar"/>
+    <w:link w:val="SubtitleChar"/>
     <w:uiPriority w:val="11"/>
     <w:qFormat/>
     <w:rsid w:val="000A752E"/>
@@ -12408,10 +12421,10 @@
       <w:szCs w:val="28"/>
     </w:rPr>
   </w:style>
-  <w:style w:type="character" w:customStyle="1" w:styleId="SubttuloChar">
-    <w:name w:val="Subtítulo Char"/>
-    <w:basedOn w:val="Fontepargpadro"/>
-    <w:link w:val="Subttulo"/>
+  <w:style w:type="character" w:customStyle="1" w:styleId="SubtitleChar">
+    <w:name w:val="Subtitle Char"/>
+    <w:basedOn w:val="DefaultParagraphFont"/>
+    <w:link w:val="Subtitle"/>
     <w:uiPriority w:val="11"/>
     <w:rsid w:val="000A752E"/>
     <w:rPr>
@@ -12422,11 +12435,11 @@
       <w:szCs w:val="28"/>
     </w:rPr>
   </w:style>
-  <w:style w:type="paragraph" w:styleId="Citao">
+  <w:style w:type="paragraph" w:styleId="Quote">
     <w:name w:val="Quote"/>
     <w:basedOn w:val="Normal"/>
     <w:next w:val="Normal"/>
-    <w:link w:val="CitaoChar"/>
+    <w:link w:val="QuoteChar"/>
     <w:uiPriority w:val="29"/>
     <w:qFormat/>
     <w:rsid w:val="000A752E"/>
@@ -12440,10 +12453,10 @@
       <w:color w:val="404040" w:themeColor="text1" w:themeTint="BF"/>
     </w:rPr>
   </w:style>
-  <w:style w:type="character" w:customStyle="1" w:styleId="CitaoChar">
-    <w:name w:val="Citação Char"/>
-    <w:basedOn w:val="Fontepargpadro"/>
-    <w:link w:val="Citao"/>
+  <w:style w:type="character" w:customStyle="1" w:styleId="QuoteChar">
+    <w:name w:val="Quote Char"/>
+    <w:basedOn w:val="DefaultParagraphFont"/>
+    <w:link w:val="Quote"/>
     <w:uiPriority w:val="29"/>
     <w:rsid w:val="000A752E"/>
     <w:rPr>
@@ -12452,7 +12465,7 @@
       <w:color w:val="404040" w:themeColor="text1" w:themeTint="BF"/>
     </w:rPr>
   </w:style>
-  <w:style w:type="paragraph" w:styleId="PargrafodaLista">
+  <w:style w:type="paragraph" w:styleId="ListParagraph">
     <w:name w:val="List Paragraph"/>
     <w:basedOn w:val="Normal"/>
     <w:uiPriority w:val="34"/>
@@ -12463,9 +12476,9 @@
       <w:contextualSpacing/>
     </w:pPr>
   </w:style>
-  <w:style w:type="character" w:styleId="nfaseIntensa">
+  <w:style w:type="character" w:styleId="IntenseEmphasis">
     <w:name w:val="Intense Emphasis"/>
-    <w:basedOn w:val="Fontepargpadro"/>
+    <w:basedOn w:val="DefaultParagraphFont"/>
     <w:uiPriority w:val="21"/>
     <w:qFormat/>
     <w:rsid w:val="000A752E"/>
@@ -12475,11 +12488,11 @@
       <w:color w:val="0F4761" w:themeColor="accent1" w:themeShade="BF"/>
     </w:rPr>
   </w:style>
-  <w:style w:type="paragraph" w:styleId="CitaoIntensa">
+  <w:style w:type="paragraph" w:styleId="IntenseQuote">
     <w:name w:val="Intense Quote"/>
     <w:basedOn w:val="Normal"/>
     <w:next w:val="Normal"/>
-    <w:link w:val="CitaoIntensaChar"/>
+    <w:link w:val="IntenseQuoteChar"/>
     <w:uiPriority w:val="30"/>
     <w:qFormat/>
     <w:rsid w:val="000A752E"/>
@@ -12498,10 +12511,10 @@
       <w:color w:val="0F4761" w:themeColor="accent1" w:themeShade="BF"/>
     </w:rPr>
   </w:style>
-  <w:style w:type="character" w:customStyle="1" w:styleId="CitaoIntensaChar">
-    <w:name w:val="Citação Intensa Char"/>
-    <w:basedOn w:val="Fontepargpadro"/>
-    <w:link w:val="CitaoIntensa"/>
+  <w:style w:type="character" w:customStyle="1" w:styleId="IntenseQuoteChar">
+    <w:name w:val="Intense Quote Char"/>
+    <w:basedOn w:val="DefaultParagraphFont"/>
+    <w:link w:val="IntenseQuote"/>
     <w:uiPriority w:val="30"/>
     <w:rsid w:val="000A752E"/>
     <w:rPr>
@@ -12510,9 +12523,9 @@
       <w:color w:val="0F4761" w:themeColor="accent1" w:themeShade="BF"/>
     </w:rPr>
   </w:style>
-  <w:style w:type="character" w:styleId="RefernciaIntensa">
+  <w:style w:type="character" w:styleId="IntenseReference">
     <w:name w:val="Intense Reference"/>
-    <w:basedOn w:val="Fontepargpadro"/>
+    <w:basedOn w:val="DefaultParagraphFont"/>
     <w:uiPriority w:val="32"/>
     <w:qFormat/>
     <w:rsid w:val="000A752E"/>
@@ -12524,10 +12537,10 @@
       <w:spacing w:val="5"/>
     </w:rPr>
   </w:style>
-  <w:style w:type="paragraph" w:styleId="Rodap">
+  <w:style w:type="paragraph" w:styleId="Footer">
     <w:name w:val="footer"/>
     <w:basedOn w:val="Normal"/>
-    <w:link w:val="RodapChar"/>
+    <w:link w:val="FooterChar"/>
     <w:uiPriority w:val="99"/>
     <w:rsid w:val="000A752E"/>
     <w:pPr>
@@ -12537,10 +12550,10 @@
       </w:tabs>
     </w:pPr>
   </w:style>
-  <w:style w:type="character" w:customStyle="1" w:styleId="RodapChar">
-    <w:name w:val="Rodapé Char"/>
-    <w:basedOn w:val="Fontepargpadro"/>
-    <w:link w:val="Rodap"/>
+  <w:style w:type="character" w:customStyle="1" w:styleId="FooterChar">
+    <w:name w:val="Footer Char"/>
+    <w:basedOn w:val="DefaultParagraphFont"/>
+    <w:link w:val="Footer"/>
     <w:uiPriority w:val="99"/>
     <w:rsid w:val="000A752E"/>
     <w:rPr>
@@ -12558,9 +12571,9 @@
     <w:unhideWhenUsed/>
     <w:rsid w:val="002C3D38"/>
   </w:style>
-  <w:style w:type="character" w:styleId="Forte">
+  <w:style w:type="character" w:styleId="Strong">
     <w:name w:val="Strong"/>
-    <w:basedOn w:val="Fontepargpadro"/>
+    <w:basedOn w:val="DefaultParagraphFont"/>
     <w:uiPriority w:val="22"/>
     <w:qFormat/>
     <w:rsid w:val="00091273"/>
@@ -12569,9 +12582,9 @@
       <w:bCs/>
     </w:rPr>
   </w:style>
-  <w:style w:type="table" w:styleId="Tabelacomgrade">
+  <w:style w:type="table" w:styleId="TableGrid">
     <w:name w:val="Table Grid"/>
-    <w:basedOn w:val="Tabelanormal"/>
+    <w:basedOn w:val="TableNormal"/>
     <w:uiPriority w:val="39"/>
     <w:rsid w:val="00153CC1"/>
     <w:pPr>
